--- a/Naked Family/3.docx
+++ b/Naked Family/3.docx
@@ -85,56 +85,31 @@
     </w:p>
     <w:p>
       <w:pPr>
-        <w:spacing w:line="1272" w:lineRule="exact"/>
-        <w:suppressAutoHyphens/>
-        <w:hyphenationLines w:val="0"/>
-        <w:keepNext/>
-        <w:pBdr>
-          <w:top w:val="nil" w:sz="0" w:space="0" w:color="000000" tmln="20, 20, 20, 0, 0"/>
-          <w:left w:val="nil" w:sz="0" w:space="0" w:color="000000" tmln="20, 20, 20, 0, 0"/>
-          <w:bottom w:val="nil" w:sz="0" w:space="0" w:color="000000" tmln="20, 20, 20, 0, 0"/>
-          <w:right w:val="nil" w:sz="0" w:space="0" w:color="000000" tmln="20, 20, 20, 0, 0"/>
-          <w:between w:val="nil" w:sz="0" w:space="0" w:color="000000" tmln="20, 20, 20, 0, 0"/>
-        </w:pBdr>
-        <w:shd w:val="none"/>
-        <w:framePr w:dropCap="drop" w:lines="3" w:wrap="around" w:vAnchor="text" w:hAnchor="text"/>
-        <w:rPr>
-          <w:rFonts w:ascii="Chalkboard" w:hAnsi="Chalkboard" w:eastAsia="Chalkboard" w:cs="Chalkboard"/>
-          <w:bCs/>
-          <w:sz w:val="128"/>
-          <w:szCs w:val="128"/>
-          <w:position w:val="-12"/>
-        </w:rPr>
-      </w:pPr>
-      <w:r>
-        <w:rPr>
-          <w:rFonts w:ascii="Chalkboard" w:hAnsi="Chalkboard" w:eastAsia="Chalkboard" w:cs="Chalkboard"/>
-          <w:bCs/>
-          <w:sz w:val="128"/>
-          <w:szCs w:val="128"/>
-          <w:position w:val="-12"/>
+        <w:keepNext/>
+        <w:pBdr>
+          <w:top w:val="nil" w:sz="0" w:space="0" w:color="000000" tmln="20, 20, 20, 0, 0"/>
+          <w:left w:val="nil" w:sz="0" w:space="0" w:color="000000" tmln="20, 20, 20, 0, 0"/>
+          <w:bottom w:val="nil" w:sz="0" w:space="0" w:color="000000" tmln="20, 20, 20, 0, 0"/>
+          <w:right w:val="nil" w:sz="0" w:space="0" w:color="000000" tmln="20, 20, 20, 0, 0"/>
+          <w:between w:val="nil" w:sz="0" w:space="0" w:color="000000" tmln="20, 20, 20, 0, 0"/>
+        </w:pBdr>
+        <w:shd w:val="none"/>
+        <w:rPr>
+          <w:rFonts w:ascii="Chalkboard" w:hAnsi="Chalkboard" w:eastAsia="Chalkboard" w:cs="Chalkboard"/>
+          <w:bCs/>
+          <w:sz w:val="24"/>
+          <w:szCs w:val="24"/>
+        </w:rPr>
+      </w:pPr>
+      <w:r>
+        <w:rPr>
+          <w:rFonts w:ascii="Chalkboard" w:hAnsi="Chalkboard" w:eastAsia="Chalkboard" w:cs="Chalkboard"/>
+          <w:bCs/>
+          <w:sz w:val="24"/>
+          <w:szCs w:val="24"/>
         </w:rPr>
         <w:t>B</w:t>
       </w:r>
-    </w:p>
-    <w:p>
-      <w:pPr>
-        <w:keepNext/>
-        <w:pBdr>
-          <w:top w:val="nil" w:sz="0" w:space="0" w:color="000000" tmln="20, 20, 20, 0, 0"/>
-          <w:left w:val="nil" w:sz="0" w:space="0" w:color="000000" tmln="20, 20, 20, 0, 0"/>
-          <w:bottom w:val="nil" w:sz="0" w:space="0" w:color="000000" tmln="20, 20, 20, 0, 0"/>
-          <w:right w:val="nil" w:sz="0" w:space="0" w:color="000000" tmln="20, 20, 20, 0, 0"/>
-          <w:between w:val="nil" w:sz="0" w:space="0" w:color="000000" tmln="20, 20, 20, 0, 0"/>
-        </w:pBdr>
-        <w:shd w:val="none"/>
-        <w:rPr>
-          <w:rFonts w:ascii="Chalkboard" w:hAnsi="Chalkboard" w:eastAsia="Chalkboard" w:cs="Chalkboard"/>
-          <w:bCs/>
-          <w:sz w:val="24"/>
-          <w:szCs w:val="24"/>
-        </w:rPr>
-      </w:pPr>
       <w:r>
         <w:rPr>
           <w:rFonts w:ascii="Chalkboard" w:hAnsi="Chalkboard" w:eastAsia="Chalkboard" w:cs="Chalkboard"/>
@@ -143,6 +118,14 @@
           <w:szCs w:val="24"/>
         </w:rPr>
         <w:t>y the time December arrived, being naked was no longer a "project" or an experiment; it was simply who we were. The psychological weight of clothing had lifted, and in its place was a sense of honesty that permeated every corner of our home. We were a nudist family, and as the holiday season approached, we prepared to celebrate our first "naked" winter.</w:t>
+      </w:r>
+      <w:r>
+        <w:rPr>
+          <w:rFonts w:ascii="Chalkboard" w:hAnsi="Chalkboard" w:eastAsia="Chalkboard" w:cs="Chalkboard"/>
+          <w:bCs/>
+          <w:sz w:val="24"/>
+          <w:szCs w:val="24"/>
+        </w:rPr>
       </w:r>
     </w:p>
     <w:p>
